--- a/templates/import_declaration_request_template.docx
+++ b/templates/import_declaration_request_template.docx
@@ -1358,7 +1358,7 @@
                 <w:sz w:val="21"/>
                 <w:lang w:val="ko-KR" w:eastAsia="ko-KR"/>
               </w:rPr>
-              <w:t>HS Code</w:t>
+              <w:t>세번부호(HSK 10단위)</w:t>
             </w:r>
           </w:p>
         </w:tc>

--- a/templates/import_declaration_request_template.docx
+++ b/templates/import_declaration_request_template.docx
@@ -54,6 +54,7 @@
           </w:tcPr>
           <w:p>
             <w:pPr>
+              <w:ind w:left="240"/>
               <w:spacing w:before="0" w:after="0" w:line="240" w:lineRule="auto"/>
               <w:jc w:val="left"/>
             </w:pPr>
@@ -566,6 +567,7 @@
           </w:tcPr>
           <w:p>
             <w:pPr>
+              <w:ind w:left="240"/>
               <w:spacing w:before="0" w:after="0" w:line="240" w:lineRule="auto"/>
               <w:jc w:val="left"/>
             </w:pPr>
@@ -1231,6 +1233,7 @@
           </w:tcPr>
           <w:p>
             <w:pPr>
+              <w:ind w:left="240"/>
               <w:spacing w:before="0" w:after="0" w:line="240" w:lineRule="auto"/>
               <w:jc w:val="left"/>
             </w:pPr>
@@ -1740,6 +1743,7 @@
           </w:tcPr>
           <w:p>
             <w:pPr>
+              <w:ind w:left="240"/>
               <w:spacing w:before="0" w:after="0" w:line="240" w:lineRule="auto"/>
               <w:jc w:val="left"/>
             </w:pPr>

--- a/templates/import_declaration_request_template.docx
+++ b/templates/import_declaration_request_template.docx
@@ -4,7 +4,7 @@
   <w:body>
     <w:p>
       <w:pPr>
-        <w:spacing w:before="0" w:after="200"/>
+        <w:spacing w:before="0" w:after="100"/>
         <w:jc w:val="center"/>
       </w:pPr>
       <w:r>
@@ -25,10 +25,10 @@
         <w:tblLook w:firstColumn="1" w:firstRow="1" w:lastColumn="0" w:lastRow="0" w:noHBand="0" w:noVBand="1" w:val="04A0"/>
       </w:tblPr>
       <w:tblGrid>
-        <w:gridCol w:w="2603"/>
-        <w:gridCol w:w="2603"/>
-        <w:gridCol w:w="2603"/>
-        <w:gridCol w:w="2603"/>
+        <w:gridCol w:w="1728"/>
+        <w:gridCol w:w="3946"/>
+        <w:gridCol w:w="1973"/>
+        <w:gridCol w:w="2822"/>
       </w:tblGrid>
       <w:tr>
         <w:tc>
@@ -538,10 +538,10 @@
         <w:tblLook w:firstColumn="1" w:firstRow="1" w:lastColumn="0" w:lastRow="0" w:noHBand="0" w:noVBand="1" w:val="04A0"/>
       </w:tblPr>
       <w:tblGrid>
-        <w:gridCol w:w="2603"/>
-        <w:gridCol w:w="2603"/>
-        <w:gridCol w:w="2603"/>
-        <w:gridCol w:w="2603"/>
+        <w:gridCol w:w="1728"/>
+        <w:gridCol w:w="3946"/>
+        <w:gridCol w:w="1973"/>
+        <w:gridCol w:w="2822"/>
       </w:tblGrid>
       <w:tr>
         <w:tc>
@@ -1202,17 +1202,17 @@
         <w:tblLook w:firstColumn="1" w:firstRow="1" w:lastColumn="0" w:lastRow="0" w:noHBand="0" w:noVBand="1" w:val="04A0"/>
       </w:tblPr>
       <w:tblGrid>
-        <w:gridCol w:w="1735"/>
-        <w:gridCol w:w="1735"/>
-        <w:gridCol w:w="1735"/>
-        <w:gridCol w:w="1735"/>
-        <w:gridCol w:w="1735"/>
-        <w:gridCol w:w="1735"/>
+        <w:gridCol w:w="610"/>
+        <w:gridCol w:w="3459"/>
+        <w:gridCol w:w="1600"/>
+        <w:gridCol w:w="1668"/>
+        <w:gridCol w:w="1356"/>
+        <w:gridCol w:w="1776"/>
       </w:tblGrid>
       <w:tr>
         <w:tc>
           <w:tcPr>
-            <w:tcW w:type="dxa" w:w="11116"/>
+            <w:tcW w:type="dxa" w:w="10469"/>
             <w:gridSpan w:val="6"/>
             <w:shd w:fill="D9D9D9"/>
             <w:vAlign w:val="center"/>
@@ -1256,7 +1256,7 @@
         </w:trPr>
         <w:tc>
           <w:tcPr>
-            <w:tcW w:type="dxa" w:w="648"/>
+            <w:tcW w:type="dxa" w:w="610"/>
             <w:vAlign w:val="center"/>
             <w:tcMar>
               <w:top w:w="55" w:type="dxa"/>
@@ -1293,7 +1293,7 @@
         </w:tc>
         <w:tc>
           <w:tcPr>
-            <w:tcW w:type="dxa" w:w="3672"/>
+            <w:tcW w:type="dxa" w:w="3459"/>
             <w:vAlign w:val="center"/>
             <w:tcMar>
               <w:top w:w="55" w:type="dxa"/>
@@ -1330,7 +1330,7 @@
         </w:tc>
         <w:tc>
           <w:tcPr>
-            <w:tcW w:type="dxa" w:w="1699"/>
+            <w:tcW w:type="dxa" w:w="1600"/>
             <w:vAlign w:val="center"/>
             <w:tcMar>
               <w:top w:w="55" w:type="dxa"/>
@@ -1367,7 +1367,7 @@
         </w:tc>
         <w:tc>
           <w:tcPr>
-            <w:tcW w:type="dxa" w:w="1771"/>
+            <w:tcW w:type="dxa" w:w="1668"/>
             <w:vAlign w:val="center"/>
             <w:tcMar>
               <w:top w:w="55" w:type="dxa"/>
@@ -1404,7 +1404,7 @@
         </w:tc>
         <w:tc>
           <w:tcPr>
-            <w:tcW w:type="dxa" w:w="1440"/>
+            <w:tcW w:type="dxa" w:w="1356"/>
             <w:vAlign w:val="center"/>
             <w:tcMar>
               <w:top w:w="55" w:type="dxa"/>
@@ -1441,7 +1441,7 @@
         </w:tc>
         <w:tc>
           <w:tcPr>
-            <w:tcW w:type="dxa" w:w="1886"/>
+            <w:tcW w:type="dxa" w:w="1776"/>
             <w:vAlign w:val="center"/>
             <w:tcMar>
               <w:top w:w="55" w:type="dxa"/>
@@ -1479,11 +1479,11 @@
       </w:tr>
       <w:tr>
         <w:trPr>
-          <w:trHeight w:val="1080" w:hRule="atLeast"/>
+          <w:trHeight w:val="760" w:hRule="atLeast"/>
         </w:trPr>
         <w:tc>
           <w:tcPr>
-            <w:tcW w:type="dxa" w:w="648"/>
+            <w:tcW w:type="dxa" w:w="610"/>
             <w:vAlign w:val="center"/>
             <w:tcMar>
               <w:top w:w="55" w:type="dxa"/>
@@ -1519,7 +1519,7 @@
         </w:tc>
         <w:tc>
           <w:tcPr>
-            <w:tcW w:type="dxa" w:w="3672"/>
+            <w:tcW w:type="dxa" w:w="3459"/>
             <w:vAlign w:val="center"/>
             <w:tcMar>
               <w:top w:w="55" w:type="dxa"/>
@@ -1557,7 +1557,7 @@
         </w:tc>
         <w:tc>
           <w:tcPr>
-            <w:tcW w:type="dxa" w:w="1699"/>
+            <w:tcW w:type="dxa" w:w="1600"/>
             <w:vAlign w:val="center"/>
             <w:tcMar>
               <w:top w:w="55" w:type="dxa"/>
@@ -1593,7 +1593,7 @@
         </w:tc>
         <w:tc>
           <w:tcPr>
-            <w:tcW w:type="dxa" w:w="1771"/>
+            <w:tcW w:type="dxa" w:w="1668"/>
             <w:vAlign w:val="center"/>
             <w:tcMar>
               <w:top w:w="55" w:type="dxa"/>
@@ -1629,7 +1629,7 @@
         </w:tc>
         <w:tc>
           <w:tcPr>
-            <w:tcW w:type="dxa" w:w="1440"/>
+            <w:tcW w:type="dxa" w:w="1356"/>
             <w:vAlign w:val="center"/>
             <w:tcMar>
               <w:top w:w="55" w:type="dxa"/>
@@ -1665,7 +1665,7 @@
         </w:tc>
         <w:tc>
           <w:tcPr>
-            <w:tcW w:type="dxa" w:w="1886"/>
+            <w:tcW w:type="dxa" w:w="1776"/>
             <w:vAlign w:val="center"/>
             <w:tcMar>
               <w:top w:w="55" w:type="dxa"/>
@@ -1714,10 +1714,10 @@
         <w:tblLook w:firstColumn="1" w:firstRow="1" w:lastColumn="0" w:lastRow="0" w:noHBand="0" w:noVBand="1" w:val="04A0"/>
       </w:tblPr>
       <w:tblGrid>
-        <w:gridCol w:w="2603"/>
-        <w:gridCol w:w="2603"/>
-        <w:gridCol w:w="2603"/>
-        <w:gridCol w:w="2603"/>
+        <w:gridCol w:w="1728"/>
+        <w:gridCol w:w="3946"/>
+        <w:gridCol w:w="1973"/>
+        <w:gridCol w:w="2822"/>
       </w:tblGrid>
       <w:tr>
         <w:tc>
@@ -1762,7 +1762,7 @@
       </w:tr>
       <w:tr>
         <w:trPr>
-          <w:trHeight w:val="860" w:hRule="atLeast"/>
+          <w:trHeight w:val="700" w:hRule="atLeast"/>
         </w:trPr>
         <w:tc>
           <w:tcPr>
@@ -2215,7 +2215,7 @@
       </w:tr>
       <w:tr>
         <w:trPr>
-          <w:trHeight w:val="1060" w:hRule="atLeast"/>
+          <w:trHeight w:val="760" w:hRule="atLeast"/>
         </w:trPr>
         <w:tc>
           <w:tcPr>
@@ -2378,7 +2378,7 @@
         <w:tblLook w:firstColumn="1" w:firstRow="1" w:lastColumn="0" w:lastRow="0" w:noHBand="0" w:noVBand="1" w:val="04A0"/>
       </w:tblPr>
       <w:tblGrid>
-        <w:gridCol w:w="10411"/>
+        <w:gridCol w:w="10469"/>
       </w:tblGrid>
       <w:tr>
         <w:trPr>
@@ -2476,7 +2476,7 @@
         <w:tblLook w:firstColumn="1" w:firstRow="1" w:lastColumn="0" w:lastRow="0" w:noHBand="0" w:noVBand="1" w:val="04A0"/>
       </w:tblPr>
       <w:tblGrid>
-        <w:gridCol w:w="10411"/>
+        <w:gridCol w:w="10469"/>
       </w:tblGrid>
       <w:tr>
         <w:trPr>
@@ -2522,6 +2522,15 @@
         </w:tc>
       </w:tr>
     </w:tbl>
+    <w:p>
+      <w:pPr>
+        <w:spacing w:before="0" w:after="0" w:line="20" w:lineRule="exact"/>
+        <w:rPr>
+          <w:sz w:val="2"/>
+          <w:szCs w:val="2"/>
+        </w:rPr>
+      </w:pPr>
+    </w:p>
     <w:sectPr>
       <w:pgSz w:w="11909" w:h="16834"/>
       <w:pgMar w:top="648" w:right="749" w:bottom="576" w:left="749" w:header="720" w:footer="720" w:gutter="0"/>
